--- a/docs/PARTE_2_BACKEND_HEXAGONAL.docx
+++ b/docs/PARTE_2_BACKEND_HEXAGONAL.docx
@@ -758,7 +758,7 @@
     </w:p>
     <w:p>
       <w:r>
-        <w:t>Resultado esperado: once pruebas aprobadas. Incluyen dominio, casos de uso en memoria, concurrencia, adaptadores HTTP/Supabase y restricciones de importación, además de PostgreSQL embebido mediante PGlite. No modifican Supabase remoto ni prueban por sí solas la instalación completa en un equipo nuevo.</w:t>
+        <w:t>Resultado esperado: dieciséis pruebas aprobadas. Incluyen dominio, casos de uso en memoria, concurrencia, adaptadores HTTP/Supabase y restricciones de importación, además de PostgreSQL embebido mediante PGlite. No modifican Supabase remoto ni prueban por sí solas la instalación completa en un equipo nuevo.</w:t>
       </w:r>
     </w:p>
     <w:p>
